--- a/templates/policies/120PLNV40.docx
+++ b/templates/policies/120PLNV40.docx
@@ -27879,7 +27879,7 @@
         <w:rPr>
           <w:spacing w:val="16"/>
         </w:rPr>
-        <w:t xml:space="preserve"> 17.06.2026</w:t>
+        <w:t xml:space="preserve">{{data_wystawienia}}</w:t>
       </w:r>
       <w:r>
         <w:rPr/>

--- a/templates/policies/120PLNV40.docx
+++ b/templates/policies/120PLNV40.docx
@@ -30125,7 +30125,62 @@
                               <w:spacing w:val="-5"/>
                               <w:sz w:val="14"/>
                             </w:rPr>
-                            <w:t>/4</w:t>
+                            <w:t>/</w:t>
+                          </w:r>
+                          <w:r>
+                            <w:rPr>
+                              <w:rFonts w:ascii="Arial" w:hAnsi="Arial"/>
+                              <w:b/>
+                              <w:i/>
+                              <w:color w:val="000000"/>
+                              <w:spacing w:val="-5"/>
+                              <w:sz w:val="14"/>
+                            </w:rPr>
+                            <w:fldChar w:fldCharType="begin"/>
+                          </w:r>
+                          <w:r>
+                            <w:rPr>
+                              <w:rFonts w:ascii="Arial" w:hAnsi="Arial"/>
+                              <w:b/>
+                              <w:i/>
+                              <w:color w:val="000000"/>
+                              <w:spacing w:val="-5"/>
+                              <w:sz w:val="14"/>
+                            </w:rPr>
+                            <w:instrText xml:space="preserve"> NUMPAGES </w:instrText>
+                          </w:r>
+                          <w:r>
+                            <w:rPr>
+                              <w:rFonts w:ascii="Arial" w:hAnsi="Arial"/>
+                              <w:b/>
+                              <w:i/>
+                              <w:color w:val="000000"/>
+                              <w:spacing w:val="-5"/>
+                              <w:sz w:val="14"/>
+                            </w:rPr>
+                            <w:fldChar w:fldCharType="separate"/>
+                          </w:r>
+                          <w:r>
+                            <w:rPr>
+                              <w:rFonts w:ascii="Arial" w:hAnsi="Arial"/>
+                              <w:b/>
+                              <w:i/>
+                              <w:color w:val="000000"/>
+                              <w:spacing w:val="-5"/>
+                              <w:sz w:val="14"/>
+                            </w:rPr>
+                            <w:t>8</w:t>
+                          </w:r>
+                          <w:r>
+                            <w:rPr>
+                              <w:rFonts w:ascii="Arial" w:hAnsi="Arial"/>
+                              <w:b/>
+                              <w:i/>
+                              <w:color w:val="000000"/>
+                              <w:spacing w:val="-5"/>
+                              <w:sz w:val="14"/>
+                            </w:rPr>
+                            <w:fldChar w:fldCharType="end"/>
                           </w:r>
                         </w:p>
                       </w:txbxContent>
@@ -30222,7 +30277,62 @@
                         <w:spacing w:val="-5"/>
                         <w:sz w:val="14"/>
                       </w:rPr>
-                      <w:t>/4</w:t>
+                      <w:t>/</w:t>
+                    </w:r>
+                    <w:r>
+                      <w:rPr>
+                        <w:rFonts w:ascii="Arial" w:hAnsi="Arial"/>
+                        <w:b/>
+                        <w:i/>
+                        <w:color w:val="000000"/>
+                        <w:spacing w:val="-5"/>
+                        <w:sz w:val="14"/>
+                      </w:rPr>
+                      <w:fldChar w:fldCharType="begin"/>
+                    </w:r>
+                    <w:r>
+                      <w:rPr>
+                        <w:rFonts w:ascii="Arial" w:hAnsi="Arial"/>
+                        <w:b/>
+                        <w:i/>
+                        <w:color w:val="000000"/>
+                        <w:spacing w:val="-5"/>
+                        <w:sz w:val="14"/>
+                      </w:rPr>
+                      <w:instrText xml:space="preserve"> NUMPAGES </w:instrText>
+                    </w:r>
+                    <w:r>
+                      <w:rPr>
+                        <w:rFonts w:ascii="Arial" w:hAnsi="Arial"/>
+                        <w:b/>
+                        <w:i/>
+                        <w:color w:val="000000"/>
+                        <w:spacing w:val="-5"/>
+                        <w:sz w:val="14"/>
+                      </w:rPr>
+                      <w:fldChar w:fldCharType="separate"/>
+                    </w:r>
+                    <w:r>
+                      <w:rPr>
+                        <w:rFonts w:ascii="Arial" w:hAnsi="Arial"/>
+                        <w:b/>
+                        <w:i/>
+                        <w:color w:val="000000"/>
+                        <w:spacing w:val="-5"/>
+                        <w:sz w:val="14"/>
+                      </w:rPr>
+                      <w:t>8</w:t>
+                    </w:r>
+                    <w:r>
+                      <w:rPr>
+                        <w:rFonts w:ascii="Arial" w:hAnsi="Arial"/>
+                        <w:b/>
+                        <w:i/>
+                        <w:color w:val="000000"/>
+                        <w:spacing w:val="-5"/>
+                        <w:sz w:val="14"/>
+                      </w:rPr>
+                      <w:fldChar w:fldCharType="end"/>
                     </w:r>
                   </w:p>
                 </w:txbxContent>
@@ -31970,7 +32080,62 @@
                               <w:spacing w:val="-5"/>
                               <w:sz w:val="14"/>
                             </w:rPr>
-                            <w:t>/4</w:t>
+                            <w:t>/</w:t>
+                          </w:r>
+                          <w:r>
+                            <w:rPr>
+                              <w:rFonts w:ascii="Arial" w:hAnsi="Arial"/>
+                              <w:b/>
+                              <w:i/>
+                              <w:color w:val="000000"/>
+                              <w:spacing w:val="-5"/>
+                              <w:sz w:val="14"/>
+                            </w:rPr>
+                            <w:fldChar w:fldCharType="begin"/>
+                          </w:r>
+                          <w:r>
+                            <w:rPr>
+                              <w:rFonts w:ascii="Arial" w:hAnsi="Arial"/>
+                              <w:b/>
+                              <w:i/>
+                              <w:color w:val="000000"/>
+                              <w:spacing w:val="-5"/>
+                              <w:sz w:val="14"/>
+                            </w:rPr>
+                            <w:instrText xml:space="preserve"> NUMPAGES </w:instrText>
+                          </w:r>
+                          <w:r>
+                            <w:rPr>
+                              <w:rFonts w:ascii="Arial" w:hAnsi="Arial"/>
+                              <w:b/>
+                              <w:i/>
+                              <w:color w:val="000000"/>
+                              <w:spacing w:val="-5"/>
+                              <w:sz w:val="14"/>
+                            </w:rPr>
+                            <w:fldChar w:fldCharType="separate"/>
+                          </w:r>
+                          <w:r>
+                            <w:rPr>
+                              <w:rFonts w:ascii="Arial" w:hAnsi="Arial"/>
+                              <w:b/>
+                              <w:i/>
+                              <w:color w:val="000000"/>
+                              <w:spacing w:val="-5"/>
+                              <w:sz w:val="14"/>
+                            </w:rPr>
+                            <w:t>8</w:t>
+                          </w:r>
+                          <w:r>
+                            <w:rPr>
+                              <w:rFonts w:ascii="Arial" w:hAnsi="Arial"/>
+                              <w:b/>
+                              <w:i/>
+                              <w:color w:val="000000"/>
+                              <w:spacing w:val="-5"/>
+                              <w:sz w:val="14"/>
+                            </w:rPr>
+                            <w:fldChar w:fldCharType="end"/>
                           </w:r>
                         </w:p>
                       </w:txbxContent>
@@ -32067,7 +32232,62 @@
                         <w:spacing w:val="-5"/>
                         <w:sz w:val="14"/>
                       </w:rPr>
-                      <w:t>/4</w:t>
+                      <w:t>/</w:t>
+                    </w:r>
+                    <w:r>
+                      <w:rPr>
+                        <w:rFonts w:ascii="Arial" w:hAnsi="Arial"/>
+                        <w:b/>
+                        <w:i/>
+                        <w:color w:val="000000"/>
+                        <w:spacing w:val="-5"/>
+                        <w:sz w:val="14"/>
+                      </w:rPr>
+                      <w:fldChar w:fldCharType="begin"/>
+                    </w:r>
+                    <w:r>
+                      <w:rPr>
+                        <w:rFonts w:ascii="Arial" w:hAnsi="Arial"/>
+                        <w:b/>
+                        <w:i/>
+                        <w:color w:val="000000"/>
+                        <w:spacing w:val="-5"/>
+                        <w:sz w:val="14"/>
+                      </w:rPr>
+                      <w:instrText xml:space="preserve"> NUMPAGES </w:instrText>
+                    </w:r>
+                    <w:r>
+                      <w:rPr>
+                        <w:rFonts w:ascii="Arial" w:hAnsi="Arial"/>
+                        <w:b/>
+                        <w:i/>
+                        <w:color w:val="000000"/>
+                        <w:spacing w:val="-5"/>
+                        <w:sz w:val="14"/>
+                      </w:rPr>
+                      <w:fldChar w:fldCharType="separate"/>
+                    </w:r>
+                    <w:r>
+                      <w:rPr>
+                        <w:rFonts w:ascii="Arial" w:hAnsi="Arial"/>
+                        <w:b/>
+                        <w:i/>
+                        <w:color w:val="000000"/>
+                        <w:spacing w:val="-5"/>
+                        <w:sz w:val="14"/>
+                      </w:rPr>
+                      <w:t>8</w:t>
+                    </w:r>
+                    <w:r>
+                      <w:rPr>
+                        <w:rFonts w:ascii="Arial" w:hAnsi="Arial"/>
+                        <w:b/>
+                        <w:i/>
+                        <w:color w:val="000000"/>
+                        <w:spacing w:val="-5"/>
+                        <w:sz w:val="14"/>
+                      </w:rPr>
+                      <w:fldChar w:fldCharType="end"/>
                     </w:r>
                   </w:p>
                 </w:txbxContent>
@@ -33829,7 +34049,62 @@
                               <w:spacing w:val="-5"/>
                               <w:sz w:val="14"/>
                             </w:rPr>
-                            <w:t>/4</w:t>
+                            <w:t>/</w:t>
+                          </w:r>
+                          <w:r>
+                            <w:rPr>
+                              <w:rFonts w:ascii="Arial" w:hAnsi="Arial"/>
+                              <w:b/>
+                              <w:i/>
+                              <w:color w:val="000000"/>
+                              <w:spacing w:val="-5"/>
+                              <w:sz w:val="14"/>
+                            </w:rPr>
+                            <w:fldChar w:fldCharType="begin"/>
+                          </w:r>
+                          <w:r>
+                            <w:rPr>
+                              <w:rFonts w:ascii="Arial" w:hAnsi="Arial"/>
+                              <w:b/>
+                              <w:i/>
+                              <w:color w:val="000000"/>
+                              <w:spacing w:val="-5"/>
+                              <w:sz w:val="14"/>
+                            </w:rPr>
+                            <w:instrText xml:space="preserve"> NUMPAGES </w:instrText>
+                          </w:r>
+                          <w:r>
+                            <w:rPr>
+                              <w:rFonts w:ascii="Arial" w:hAnsi="Arial"/>
+                              <w:b/>
+                              <w:i/>
+                              <w:color w:val="000000"/>
+                              <w:spacing w:val="-5"/>
+                              <w:sz w:val="14"/>
+                            </w:rPr>
+                            <w:fldChar w:fldCharType="separate"/>
+                          </w:r>
+                          <w:r>
+                            <w:rPr>
+                              <w:rFonts w:ascii="Arial" w:hAnsi="Arial"/>
+                              <w:b/>
+                              <w:i/>
+                              <w:color w:val="000000"/>
+                              <w:spacing w:val="-5"/>
+                              <w:sz w:val="14"/>
+                            </w:rPr>
+                            <w:t>8</w:t>
+                          </w:r>
+                          <w:r>
+                            <w:rPr>
+                              <w:rFonts w:ascii="Arial" w:hAnsi="Arial"/>
+                              <w:b/>
+                              <w:i/>
+                              <w:color w:val="000000"/>
+                              <w:spacing w:val="-5"/>
+                              <w:sz w:val="14"/>
+                            </w:rPr>
+                            <w:fldChar w:fldCharType="end"/>
                           </w:r>
                         </w:p>
                       </w:txbxContent>
@@ -33926,7 +34201,62 @@
                         <w:spacing w:val="-5"/>
                         <w:sz w:val="14"/>
                       </w:rPr>
-                      <w:t>/4</w:t>
+                      <w:t>/</w:t>
+                    </w:r>
+                    <w:r>
+                      <w:rPr>
+                        <w:rFonts w:ascii="Arial" w:hAnsi="Arial"/>
+                        <w:b/>
+                        <w:i/>
+                        <w:color w:val="000000"/>
+                        <w:spacing w:val="-5"/>
+                        <w:sz w:val="14"/>
+                      </w:rPr>
+                      <w:fldChar w:fldCharType="begin"/>
+                    </w:r>
+                    <w:r>
+                      <w:rPr>
+                        <w:rFonts w:ascii="Arial" w:hAnsi="Arial"/>
+                        <w:b/>
+                        <w:i/>
+                        <w:color w:val="000000"/>
+                        <w:spacing w:val="-5"/>
+                        <w:sz w:val="14"/>
+                      </w:rPr>
+                      <w:instrText xml:space="preserve"> NUMPAGES </w:instrText>
+                    </w:r>
+                    <w:r>
+                      <w:rPr>
+                        <w:rFonts w:ascii="Arial" w:hAnsi="Arial"/>
+                        <w:b/>
+                        <w:i/>
+                        <w:color w:val="000000"/>
+                        <w:spacing w:val="-5"/>
+                        <w:sz w:val="14"/>
+                      </w:rPr>
+                      <w:fldChar w:fldCharType="separate"/>
+                    </w:r>
+                    <w:r>
+                      <w:rPr>
+                        <w:rFonts w:ascii="Arial" w:hAnsi="Arial"/>
+                        <w:b/>
+                        <w:i/>
+                        <w:color w:val="000000"/>
+                        <w:spacing w:val="-5"/>
+                        <w:sz w:val="14"/>
+                      </w:rPr>
+                      <w:t>8</w:t>
+                    </w:r>
+                    <w:r>
+                      <w:rPr>
+                        <w:rFonts w:ascii="Arial" w:hAnsi="Arial"/>
+                        <w:b/>
+                        <w:i/>
+                        <w:color w:val="000000"/>
+                        <w:spacing w:val="-5"/>
+                        <w:sz w:val="14"/>
+                      </w:rPr>
+                      <w:fldChar w:fldCharType="end"/>
                     </w:r>
                   </w:p>
                 </w:txbxContent>
@@ -35674,7 +36004,62 @@
                               <w:spacing w:val="-5"/>
                               <w:sz w:val="14"/>
                             </w:rPr>
-                            <w:t>/4</w:t>
+                            <w:t>/</w:t>
+                          </w:r>
+                          <w:r>
+                            <w:rPr>
+                              <w:rFonts w:ascii="Arial" w:hAnsi="Arial"/>
+                              <w:b/>
+                              <w:i/>
+                              <w:color w:val="000000"/>
+                              <w:spacing w:val="-5"/>
+                              <w:sz w:val="14"/>
+                            </w:rPr>
+                            <w:fldChar w:fldCharType="begin"/>
+                          </w:r>
+                          <w:r>
+                            <w:rPr>
+                              <w:rFonts w:ascii="Arial" w:hAnsi="Arial"/>
+                              <w:b/>
+                              <w:i/>
+                              <w:color w:val="000000"/>
+                              <w:spacing w:val="-5"/>
+                              <w:sz w:val="14"/>
+                            </w:rPr>
+                            <w:instrText xml:space="preserve"> NUMPAGES </w:instrText>
+                          </w:r>
+                          <w:r>
+                            <w:rPr>
+                              <w:rFonts w:ascii="Arial" w:hAnsi="Arial"/>
+                              <w:b/>
+                              <w:i/>
+                              <w:color w:val="000000"/>
+                              <w:spacing w:val="-5"/>
+                              <w:sz w:val="14"/>
+                            </w:rPr>
+                            <w:fldChar w:fldCharType="separate"/>
+                          </w:r>
+                          <w:r>
+                            <w:rPr>
+                              <w:rFonts w:ascii="Arial" w:hAnsi="Arial"/>
+                              <w:b/>
+                              <w:i/>
+                              <w:color w:val="000000"/>
+                              <w:spacing w:val="-5"/>
+                              <w:sz w:val="14"/>
+                            </w:rPr>
+                            <w:t>8</w:t>
+                          </w:r>
+                          <w:r>
+                            <w:rPr>
+                              <w:rFonts w:ascii="Arial" w:hAnsi="Arial"/>
+                              <w:b/>
+                              <w:i/>
+                              <w:color w:val="000000"/>
+                              <w:spacing w:val="-5"/>
+                              <w:sz w:val="14"/>
+                            </w:rPr>
+                            <w:fldChar w:fldCharType="end"/>
                           </w:r>
                         </w:p>
                       </w:txbxContent>
@@ -35771,7 +36156,62 @@
                         <w:spacing w:val="-5"/>
                         <w:sz w:val="14"/>
                       </w:rPr>
-                      <w:t>/4</w:t>
+                      <w:t>/</w:t>
+                    </w:r>
+                    <w:r>
+                      <w:rPr>
+                        <w:rFonts w:ascii="Arial" w:hAnsi="Arial"/>
+                        <w:b/>
+                        <w:i/>
+                        <w:color w:val="000000"/>
+                        <w:spacing w:val="-5"/>
+                        <w:sz w:val="14"/>
+                      </w:rPr>
+                      <w:fldChar w:fldCharType="begin"/>
+                    </w:r>
+                    <w:r>
+                      <w:rPr>
+                        <w:rFonts w:ascii="Arial" w:hAnsi="Arial"/>
+                        <w:b/>
+                        <w:i/>
+                        <w:color w:val="000000"/>
+                        <w:spacing w:val="-5"/>
+                        <w:sz w:val="14"/>
+                      </w:rPr>
+                      <w:instrText xml:space="preserve"> NUMPAGES </w:instrText>
+                    </w:r>
+                    <w:r>
+                      <w:rPr>
+                        <w:rFonts w:ascii="Arial" w:hAnsi="Arial"/>
+                        <w:b/>
+                        <w:i/>
+                        <w:color w:val="000000"/>
+                        <w:spacing w:val="-5"/>
+                        <w:sz w:val="14"/>
+                      </w:rPr>
+                      <w:fldChar w:fldCharType="separate"/>
+                    </w:r>
+                    <w:r>
+                      <w:rPr>
+                        <w:rFonts w:ascii="Arial" w:hAnsi="Arial"/>
+                        <w:b/>
+                        <w:i/>
+                        <w:color w:val="000000"/>
+                        <w:spacing w:val="-5"/>
+                        <w:sz w:val="14"/>
+                      </w:rPr>
+                      <w:t>8</w:t>
+                    </w:r>
+                    <w:r>
+                      <w:rPr>
+                        <w:rFonts w:ascii="Arial" w:hAnsi="Arial"/>
+                        <w:b/>
+                        <w:i/>
+                        <w:color w:val="000000"/>
+                        <w:spacing w:val="-5"/>
+                        <w:sz w:val="14"/>
+                      </w:rPr>
+                      <w:fldChar w:fldCharType="end"/>
                     </w:r>
                   </w:p>
                 </w:txbxContent>
